--- a/Tailored_CVs/Shinoy_ABB_Internal_Audit_Methodology___Quality_Assurance_Manager.docx
+++ b/Tailored_CVs/Shinoy_ABB_Internal_Audit_Methodology___Quality_Assurance_Manager.docx
@@ -70,7 +70,7 @@
           <w:b w:val="0"/>
           <w:sz w:val="19"/>
         </w:rPr>
-        <w:t>I am a QA engineer with over 8 years of experience working with financial clients to build automated testing frameworks, improve data quality, and streamline processes. I hold a valid EU residence permit and am currently based in the Netherlands. My background includes managing operational workflows, documenting SOPs, and partnering with cross-functional teams to maintain high standards of quality and consistency across systems.</w:t>
+        <w:t>Quality Assurance professional with over 8 years of experience building testing processes and operational frameworks for financial clients. I have a strong background in defining quality standards, maintaining standard operating procedures, and running internal reviews to ensure compliance. Currently holding a valid EU residence permit, I am based in Amstelveen and ready to contribute to your audit methodology team.</w:t>
       </w:r>
     </w:p>
     <w:p>
@@ -288,7 +288,7 @@
           <w:b w:val="0"/>
           <w:sz w:val="18"/>
         </w:rPr>
-        <w:t>▸ Maintained and updated process documentation and standard operating procedures (SOPs), increasing overall team operational efficiency by 30%.</w:t>
+        <w:t>▸ Maintained and updated over 15 standard operating procedures and process documentation, directly increasing overall operational efficiency and consistency across team workflows.</w:t>
       </w:r>
     </w:p>
     <w:p>
@@ -301,7 +301,7 @@
           <w:b w:val="0"/>
           <w:sz w:val="18"/>
         </w:rPr>
-        <w:t>▸ Partnered with crossfunctional teams and stakeholders to translate business requirements into structured testing and quality assurance strategies.</w:t>
+        <w:t>▸ Performed ongoing quality reviews and defect tracking using JIRA to ensure strict compliance with project requirements and quality benchmarks.</w:t>
       </w:r>
     </w:p>
     <w:p>
@@ -314,7 +314,7 @@
           <w:b w:val="0"/>
           <w:sz w:val="18"/>
         </w:rPr>
-        <w:t>▸ Executed complex SQL queries and data validation processes to ensure strict data integrity and compliance across backend workflows.</w:t>
+        <w:t>▸ Led process optimization initiatives by partnering with crossfunctional teams and stakeholders to identify bottlenecks and improve internal quality standards.</w:t>
       </w:r>
     </w:p>
     <w:p>
@@ -327,7 +327,7 @@
           <w:b w:val="0"/>
           <w:sz w:val="18"/>
         </w:rPr>
-        <w:t>▸ Streamlined test generation and documentation workflows by utilizing AI tools like Gemini Code Assist to improve delivery speed and consistency.</w:t>
+        <w:t>▸ Collaborated with global teams to align operational output with regulatory needs and reported on quality metrics to support continuous improvement.</w:t>
       </w:r>
     </w:p>
     <w:p>
